--- a/Patents/TrustSquare_WhitePaper_v3_5_DRAFT.docx
+++ b/Patents/TrustSquare_WhitePaper_v3_5_DRAFT.docx
@@ -372,6 +372,14 @@
     <w:p>
       <w:pPr>
         <w:pStyle w:val="ListBullet"/>
+      </w:pPr>
+      <w:r>
+        <w:t>Granted (non-purchased) Tuppence — monthly subscription allocations and Founders bonuses — is non-rolling: any unspent grant is swept to zero at the next monthly allocation (a grant_expiry ledger entry), so allowances cannot be banked. Purchased and earned Tuppence is never swept. This is the same time-based expiry-of-unspent-float property recited for dormant balances, applied to grants.</w:t>
+      </w:r>
+    </w:p>
+    <w:p>
+      <w:pPr>
+        <w:pStyle w:val="ListBullet"/>
         <w:spacing w:after="60"/>
       </w:pPr>
       <w:r>
@@ -467,6 +475,11 @@
       </w:pPr>
       <w:r>
         <w:t>3.5 Subscription Tier Architecture</w:t>
+      </w:r>
+    </w:p>
+    <w:p>
+      <w:r>
+        <w:t>Access to the paid-feed AI services class (external machine-inference combined with a contracted data feed) is gated to the Pro tier; lower tiers retain free and low-cost AI. This tier-conditioned service access is part of the protected combination of subscription, AI-services and guardrail layers (the cost-integrity guardrail that keeps granted micro-currency from funding the platform's most expensive service class).</w:t>
       </w:r>
     </w:p>
     <w:p>
@@ -2671,6 +2684,11 @@
         <w:t>Version History</w:t>
       </w:r>
     </w:p>
+    <w:p>
+      <w:r>
+        <w:t>v3.5 DRAFT (17 Jun 2026): added §3.2 non-rolling grant property and §3.5 paid-feed AI-class tier gate (S3 cost-integrity guardrail; PRICING_CANON §5). Editorial within the v3.5 draft — no version-number bump pending counsel landing.</w:t>
+      </w:r>
+    </w:p>
     <w:tbl>
       <w:tblPr>
         <w:tblW w:type="auto" w:w="0"/>
